--- a/projects/TRD-EHR/paper1-trd-prediction/reserve/limitations_reserve.docx
+++ b/projects/TRD-EHR/paper1-trd-prediction/reserve/limitations_reserve.docx
@@ -17,8 +17,8 @@
       </w:pPr>
       <w:r>
         <w:rPr>
+          <w:b/>
           <w:bCs/>
-          <w:b/>
         </w:rPr>
         <w:t xml:space="preserve">The record of a removal that was reversed. Not submitted.</w:t>
       </w:r>
@@ -29,8 +29,8 @@
       </w:pPr>
       <w:r>
         <w:rPr>
+          <w:b/>
           <w:bCs/>
-          <w:b/>
         </w:rPr>
         <w:t xml:space="preserve">In one line.</w:t>
       </w:r>
@@ -127,7 +127,8 @@
     <w:tbl>
       <w:tblPr>
         <w:tblStyle w:val="Table"/>
-        <w:tblW w:type="pct" w:w="5000.0"/>
+        <w:tblW w:type="pct" w:w="5000"/>
+        <w:tblLayout w:type="fixed"/>
         <w:tblLook w:firstRow="1" w:lastRow="0" w:firstColumn="0" w:lastColumn="0" w:noHBand="0" w:noVBand="0" w:val="0020"/>
       </w:tblPr>
       <w:tblGrid>
@@ -135,11 +136,14 @@
         <w:gridCol w:w="3960"/>
       </w:tblGrid>
       <w:tr>
-        <w:tc>
-          <w:p>
-            <w:pPr>
-              <w:pStyle w:val="Compact"/>
-              <w:jc w:val="left"/>
+        <w:trPr>
+          <w:tblHeader w:val="on"/>
+        </w:trPr>
+        <w:tc>
+          <w:tcPr/>
+          <w:p>
+            <w:pPr>
+              <w:pStyle w:val="Compact"/>
             </w:pPr>
             <w:r>
               <w:t xml:space="preserve">Item</w:t>
@@ -147,10 +151,10 @@
           </w:p>
         </w:tc>
         <w:tc>
-          <w:p>
-            <w:pPr>
-              <w:pStyle w:val="Compact"/>
-              <w:jc w:val="left"/>
+          <w:tcPr/>
+          <w:p>
+            <w:pPr>
+              <w:pStyle w:val="Compact"/>
             </w:pPr>
             <w:r>
               <w:t xml:space="preserve">Still said in</w:t>
@@ -160,25 +164,25 @@
       </w:tr>
       <w:tr>
         <w:tc>
-          <w:p>
-            <w:pPr>
-              <w:pStyle w:val="Compact"/>
-              <w:jc w:val="left"/>
-            </w:pPr>
-            <w:r>
-              <w:rPr>
+          <w:tcPr/>
+          <w:p>
+            <w:pPr>
+              <w:pStyle w:val="Compact"/>
+            </w:pPr>
+            <w:r>
+              <w:rPr>
+                <w:b/>
                 <w:bCs/>
-                <w:b/>
               </w:rPr>
               <w:t xml:space="preserve">Representativeness</w:t>
             </w:r>
           </w:p>
         </w:tc>
         <w:tc>
-          <w:p>
-            <w:pPr>
-              <w:pStyle w:val="Compact"/>
-              <w:jc w:val="left"/>
+          <w:tcPr/>
+          <w:p>
+            <w:pPr>
+              <w:pStyle w:val="Compact"/>
             </w:pPr>
             <w:r>
               <w:t xml:space="preserve">Methods,</w:t>
@@ -188,8 +192,8 @@
             </w:r>
             <w:r>
               <w:rPr>
+                <w:i/>
                 <w:iCs/>
-                <w:i/>
               </w:rPr>
               <w:t xml:space="preserve">Study design and data source</w:t>
             </w:r>
@@ -204,25 +208,25 @@
       </w:tr>
       <w:tr>
         <w:tc>
-          <w:p>
-            <w:pPr>
-              <w:pStyle w:val="Compact"/>
-              <w:jc w:val="left"/>
-            </w:pPr>
-            <w:r>
-              <w:rPr>
+          <w:tcPr/>
+          <w:p>
+            <w:pPr>
+              <w:pStyle w:val="Compact"/>
+            </w:pPr>
+            <w:r>
+              <w:rPr>
+                <w:b/>
                 <w:bCs/>
-                <w:b/>
               </w:rPr>
               <w:t xml:space="preserve">Outcome definition</w:t>
             </w:r>
           </w:p>
         </w:tc>
         <w:tc>
-          <w:p>
-            <w:pPr>
-              <w:pStyle w:val="Compact"/>
-              <w:jc w:val="left"/>
+          <w:tcPr/>
+          <w:p>
+            <w:pPr>
+              <w:pStyle w:val="Compact"/>
             </w:pPr>
             <w:r>
               <w:t xml:space="preserve">Methods,</w:t>
@@ -232,24 +236,24 @@
             </w:r>
             <w:r>
               <w:rPr>
+                <w:i/>
                 <w:iCs/>
+              </w:rPr>
+              <w:t xml:space="preserve">Outcome</w:t>
+            </w:r>
+            <w:r>
+              <w:t xml:space="preserve"> </w:t>
+            </w:r>
+            <w:r>
+              <w:t xml:space="preserve">(treatment-switch proxy, adequacy unverified, not validated against chart review); Supplement M3; Discussion,</w:t>
+            </w:r>
+            <w:r>
+              <w:t xml:space="preserve"> </w:t>
+            </w:r>
+            <w:r>
+              <w:rPr>
                 <w:i/>
-              </w:rPr>
-              <w:t xml:space="preserve">Outcome</w:t>
-            </w:r>
-            <w:r>
-              <w:t xml:space="preserve"> </w:t>
-            </w:r>
-            <w:r>
-              <w:t xml:space="preserve">(treatment-switch proxy, adequacy unverified, not validated against chart review); Supplement M3; Discussion,</w:t>
-            </w:r>
-            <w:r>
-              <w:t xml:space="preserve"> </w:t>
-            </w:r>
-            <w:r>
-              <w:rPr>
                 <w:iCs/>
-                <w:i/>
               </w:rPr>
               <w:t xml:space="preserve">Clinical interpretation</w:t>
             </w:r>
@@ -261,25 +265,25 @@
       </w:tr>
       <w:tr>
         <w:tc>
-          <w:p>
-            <w:pPr>
-              <w:pStyle w:val="Compact"/>
-              <w:jc w:val="left"/>
-            </w:pPr>
-            <w:r>
-              <w:rPr>
+          <w:tcPr/>
+          <w:p>
+            <w:pPr>
+              <w:pStyle w:val="Compact"/>
+            </w:pPr>
+            <w:r>
+              <w:rPr>
+                <w:b/>
                 <w:bCs/>
-                <w:b/>
               </w:rPr>
               <w:t xml:space="preserve">Missing data</w:t>
             </w:r>
           </w:p>
         </w:tc>
         <w:tc>
-          <w:p>
-            <w:pPr>
-              <w:pStyle w:val="Compact"/>
-              <w:jc w:val="left"/>
+          <w:tcPr/>
+          <w:p>
+            <w:pPr>
+              <w:pStyle w:val="Compact"/>
             </w:pPr>
             <w:r>
               <w:t xml:space="preserve">Methods,</w:t>
@@ -289,8 +293,8 @@
             </w:r>
             <w:r>
               <w:rPr>
+                <w:i/>
                 <w:iCs/>
-                <w:i/>
               </w:rPr>
               <w:t xml:space="preserve">Missing data and sample partition</w:t>
             </w:r>
@@ -302,25 +306,25 @@
       </w:tr>
       <w:tr>
         <w:tc>
-          <w:p>
-            <w:pPr>
-              <w:pStyle w:val="Compact"/>
-              <w:jc w:val="left"/>
-            </w:pPr>
-            <w:r>
-              <w:rPr>
+          <w:tcPr/>
+          <w:p>
+            <w:pPr>
+              <w:pStyle w:val="Compact"/>
+            </w:pPr>
+            <w:r>
+              <w:rPr>
+                <w:b/>
                 <w:bCs/>
-                <w:b/>
               </w:rPr>
               <w:t xml:space="preserve">Validation</w:t>
             </w:r>
           </w:p>
         </w:tc>
         <w:tc>
-          <w:p>
-            <w:pPr>
-              <w:pStyle w:val="Compact"/>
-              <w:jc w:val="left"/>
+          <w:tcPr/>
+          <w:p>
+            <w:pPr>
+              <w:pStyle w:val="Compact"/>
             </w:pPr>
             <w:r>
               <w:t xml:space="preserve">Methods,</w:t>
@@ -330,24 +334,24 @@
             </w:r>
             <w:r>
               <w:rPr>
+                <w:i/>
                 <w:iCs/>
+              </w:rPr>
+              <w:t xml:space="preserve">Study design and data source</w:t>
+            </w:r>
+            <w:r>
+              <w:t xml:space="preserve"> </w:t>
+            </w:r>
+            <w:r>
+              <w:t xml:space="preserve">(internal validation by random split, not temporal or external); Supplement M7 for the events-per-variable shortfall; Discussion,</w:t>
+            </w:r>
+            <w:r>
+              <w:t xml:space="preserve"> </w:t>
+            </w:r>
+            <w:r>
+              <w:rPr>
                 <w:i/>
-              </w:rPr>
-              <w:t xml:space="preserve">Study design and data source</w:t>
-            </w:r>
-            <w:r>
-              <w:t xml:space="preserve"> </w:t>
-            </w:r>
-            <w:r>
-              <w:t xml:space="preserve">(internal validation by random split, not temporal or external); Supplement M7 for the events-per-variable shortfall; Discussion,</w:t>
-            </w:r>
-            <w:r>
-              <w:t xml:space="preserve"> </w:t>
-            </w:r>
-            <w:r>
-              <w:rPr>
                 <w:iCs/>
-                <w:i/>
               </w:rPr>
               <w:t xml:space="preserve">Implications for validation and clinical use</w:t>
             </w:r>
@@ -356,65 +360,65 @@
       </w:tr>
       <w:tr>
         <w:tc>
-          <w:p>
-            <w:pPr>
-              <w:pStyle w:val="Compact"/>
-              <w:jc w:val="left"/>
-            </w:pPr>
-            <w:r>
-              <w:rPr>
+          <w:tcPr/>
+          <w:p>
+            <w:pPr>
+              <w:pStyle w:val="Compact"/>
+            </w:pPr>
+            <w:r>
+              <w:rPr>
+                <w:b/>
                 <w:bCs/>
+              </w:rPr>
+              <w:t xml:space="preserve">Ablation scope</w:t>
+            </w:r>
+          </w:p>
+        </w:tc>
+        <w:tc>
+          <w:tcPr/>
+          <w:p>
+            <w:pPr>
+              <w:pStyle w:val="Compact"/>
+            </w:pPr>
+            <w:r>
+              <w:t xml:space="preserve">Methods,</w:t>
+            </w:r>
+            <w:r>
+              <w:t xml:space="preserve"> </w:t>
+            </w:r>
+            <w:r>
+              <w:rPr>
+                <w:i/>
+                <w:iCs/>
+              </w:rPr>
+              <w:t xml:space="preserve">Model development</w:t>
+            </w:r>
+            <w:r>
+              <w:t xml:space="preserve">,</w:t>
+            </w:r>
+            <w:r>
+              <w:t xml:space="preserve"> </w:t>
+            </w:r>
+            <w:r>
+              <w:rPr>
                 <w:b/>
-              </w:rPr>
-              <w:t xml:space="preserve">Ablation scope</w:t>
-            </w:r>
-          </w:p>
-        </w:tc>
-        <w:tc>
-          <w:p>
-            <w:pPr>
-              <w:pStyle w:val="Compact"/>
-              <w:jc w:val="left"/>
-            </w:pPr>
-            <w:r>
-              <w:t xml:space="preserve">Methods,</w:t>
-            </w:r>
-            <w:r>
-              <w:t xml:space="preserve"> </w:t>
-            </w:r>
-            <w:r>
-              <w:rPr>
+                <w:bCs/>
+              </w:rPr>
+              <w:t xml:space="preserve">Semantic-feature ablation</w:t>
+            </w:r>
+            <w:r>
+              <w:t xml:space="preserve"> </w:t>
+            </w:r>
+            <w:r>
+              <w:t xml:space="preserve">(the three questions it cannot answer); Discussion,</w:t>
+            </w:r>
+            <w:r>
+              <w:t xml:space="preserve"> </w:t>
+            </w:r>
+            <w:r>
+              <w:rPr>
+                <w:i/>
                 <w:iCs/>
-                <w:i/>
-              </w:rPr>
-              <w:t xml:space="preserve">Model development</w:t>
-            </w:r>
-            <w:r>
-              <w:t xml:space="preserve">,</w:t>
-            </w:r>
-            <w:r>
-              <w:t xml:space="preserve"> </w:t>
-            </w:r>
-            <w:r>
-              <w:rPr>
-                <w:bCs/>
-                <w:b/>
-              </w:rPr>
-              <w:t xml:space="preserve">Semantic-feature ablation</w:t>
-            </w:r>
-            <w:r>
-              <w:t xml:space="preserve"> </w:t>
-            </w:r>
-            <w:r>
-              <w:t xml:space="preserve">(the three questions it cannot answer); Discussion,</w:t>
-            </w:r>
-            <w:r>
-              <w:t xml:space="preserve"> </w:t>
-            </w:r>
-            <w:r>
-              <w:rPr>
-                <w:iCs/>
-                <w:i/>
               </w:rPr>
               <w:t xml:space="preserve">Implications</w:t>
             </w:r>
@@ -426,25 +430,25 @@
       </w:tr>
       <w:tr>
         <w:tc>
-          <w:p>
-            <w:pPr>
-              <w:pStyle w:val="Compact"/>
-              <w:jc w:val="left"/>
-            </w:pPr>
-            <w:r>
-              <w:rPr>
+          <w:tcPr/>
+          <w:p>
+            <w:pPr>
+              <w:pStyle w:val="Compact"/>
+            </w:pPr>
+            <w:r>
+              <w:rPr>
+                <w:b/>
                 <w:bCs/>
-                <w:b/>
               </w:rPr>
               <w:t xml:space="preserve">No representational advantage</w:t>
             </w:r>
           </w:p>
         </w:tc>
         <w:tc>
-          <w:p>
-            <w:pPr>
-              <w:pStyle w:val="Compact"/>
-              <w:jc w:val="left"/>
+          <w:tcPr/>
+          <w:p>
+            <w:pPr>
+              <w:pStyle w:val="Compact"/>
             </w:pPr>
             <w:r>
               <w:t xml:space="preserve">Methods,</w:t>
@@ -454,24 +458,24 @@
             </w:r>
             <w:r>
               <w:rPr>
+                <w:i/>
                 <w:iCs/>
+              </w:rPr>
+              <w:t xml:space="preserve">Statistical analysis and performance metrics</w:t>
+            </w:r>
+            <w:r>
+              <w:t xml:space="preserve"> </w:t>
+            </w:r>
+            <w:r>
+              <w:t xml:space="preserve">(no equivalence or noninferiority margin prespecified); Discussion,</w:t>
+            </w:r>
+            <w:r>
+              <w:t xml:space="preserve"> </w:t>
+            </w:r>
+            <w:r>
+              <w:rPr>
                 <w:i/>
-              </w:rPr>
-              <w:t xml:space="preserve">Statistical analysis and performance metrics</w:t>
-            </w:r>
-            <w:r>
-              <w:t xml:space="preserve"> </w:t>
-            </w:r>
-            <w:r>
-              <w:t xml:space="preserve">(no equivalence or noninferiority margin prespecified); Discussion,</w:t>
-            </w:r>
-            <w:r>
-              <w:t xml:space="preserve"> </w:t>
-            </w:r>
-            <w:r>
-              <w:rPr>
                 <w:iCs/>
-                <w:i/>
               </w:rPr>
               <w:t xml:space="preserve">Principal findings</w:t>
             </w:r>
@@ -486,25 +490,25 @@
       </w:tr>
       <w:tr>
         <w:tc>
-          <w:p>
-            <w:pPr>
-              <w:pStyle w:val="Compact"/>
-              <w:jc w:val="left"/>
-            </w:pPr>
-            <w:r>
-              <w:rPr>
+          <w:tcPr/>
+          <w:p>
+            <w:pPr>
+              <w:pStyle w:val="Compact"/>
+            </w:pPr>
+            <w:r>
+              <w:rPr>
+                <w:b/>
                 <w:bCs/>
-                <w:b/>
               </w:rPr>
               <w:t xml:space="preserve">Fairness</w:t>
             </w:r>
           </w:p>
         </w:tc>
         <w:tc>
-          <w:p>
-            <w:pPr>
-              <w:pStyle w:val="Compact"/>
-              <w:jc w:val="left"/>
+          <w:tcPr/>
+          <w:p>
+            <w:pPr>
+              <w:pStyle w:val="Compact"/>
             </w:pPr>
             <w:r>
               <w:t xml:space="preserve">Discussion,</w:t>
@@ -514,52 +518,46 @@
             </w:r>
             <w:r>
               <w:rPr>
+                <w:i/>
                 <w:iCs/>
+              </w:rPr>
+              <w:t xml:space="preserve">Principal findings</w:t>
+            </w:r>
+            <w:r>
+              <w:t xml:space="preserve"> </w:t>
+            </w:r>
+            <w:r>
+              <w:t xml:space="preserve">(</w:t>
+            </w:r>
+            <w:r>
+              <w:t xml:space="preserve">“This is not a fairness result”</w:t>
+            </w:r>
+            <w:r>
+              <w:t xml:space="preserve">) and</w:t>
+            </w:r>
+            <w:r>
+              <w:t xml:space="preserve"> </w:t>
+            </w:r>
+            <w:r>
+              <w:rPr>
                 <w:i/>
-              </w:rPr>
-              <w:t xml:space="preserve">Principal findings</w:t>
-            </w:r>
-            <w:r>
-              <w:t xml:space="preserve"> </w:t>
-            </w:r>
-            <w:r>
-              <w:t xml:space="preserve">(</w:t>
-            </w:r>
-            <w:r>
-              <w:t xml:space="preserve">“</w:t>
-            </w:r>
-            <w:r>
-              <w:t xml:space="preserve">This is not a fairness result</w:t>
-            </w:r>
-            <w:r>
-              <w:t xml:space="preserve">”</w:t>
-            </w:r>
-            <w:r>
-              <w:t xml:space="preserve">) and</w:t>
-            </w:r>
-            <w:r>
-              <w:t xml:space="preserve"> </w:t>
-            </w:r>
-            <w:r>
-              <w:rPr>
                 <w:iCs/>
+              </w:rPr>
+              <w:t xml:space="preserve">Clinical interpretation</w:t>
+            </w:r>
+            <w:r>
+              <w:t xml:space="preserve"> </w:t>
+            </w:r>
+            <w:r>
+              <w:t xml:space="preserve">(a care-process phenotype can reproduce inequities with protected attributes omitted); Results,</w:t>
+            </w:r>
+            <w:r>
+              <w:t xml:space="preserve"> </w:t>
+            </w:r>
+            <w:r>
+              <w:rPr>
                 <w:i/>
-              </w:rPr>
-              <w:t xml:space="preserve">Clinical interpretation</w:t>
-            </w:r>
-            <w:r>
-              <w:t xml:space="preserve"> </w:t>
-            </w:r>
-            <w:r>
-              <w:t xml:space="preserve">(a care-process phenotype can reproduce inequities with protected attributes omitted); Results,</w:t>
-            </w:r>
-            <w:r>
-              <w:t xml:space="preserve"> </w:t>
-            </w:r>
-            <w:r>
-              <w:rPr>
                 <w:iCs/>
-                <w:i/>
               </w:rPr>
               <w:t xml:space="preserve">Subgroup performance</w:t>
             </w:r>
@@ -574,25 +572,25 @@
       </w:tr>
       <w:tr>
         <w:tc>
-          <w:p>
-            <w:pPr>
-              <w:pStyle w:val="Compact"/>
-              <w:jc w:val="left"/>
-            </w:pPr>
-            <w:r>
-              <w:rPr>
+          <w:tcPr/>
+          <w:p>
+            <w:pPr>
+              <w:pStyle w:val="Compact"/>
+            </w:pPr>
+            <w:r>
+              <w:rPr>
+                <w:b/>
                 <w:bCs/>
-                <w:b/>
               </w:rPr>
               <w:t xml:space="preserve">Operating point and calibration</w:t>
             </w:r>
           </w:p>
         </w:tc>
         <w:tc>
-          <w:p>
-            <w:pPr>
-              <w:pStyle w:val="Compact"/>
-              <w:jc w:val="left"/>
+          <w:tcPr/>
+          <w:p>
+            <w:pPr>
+              <w:pStyle w:val="Compact"/>
             </w:pPr>
             <w:r>
               <w:t xml:space="preserve">Methods,</w:t>
@@ -602,8 +600,8 @@
             </w:r>
             <w:r>
               <w:rPr>
+                <w:i/>
                 <w:iCs/>
-                <w:i/>
               </w:rPr>
               <w:t xml:space="preserve">Statistical analysis and performance metrics</w:t>
             </w:r>
@@ -615,25 +613,25 @@
       </w:tr>
       <w:tr>
         <w:tc>
-          <w:p>
-            <w:pPr>
-              <w:pStyle w:val="Compact"/>
-              <w:jc w:val="left"/>
-            </w:pPr>
-            <w:r>
-              <w:rPr>
+          <w:tcPr/>
+          <w:p>
+            <w:pPr>
+              <w:pStyle w:val="Compact"/>
+            </w:pPr>
+            <w:r>
+              <w:rPr>
+                <w:b/>
                 <w:bCs/>
-                <w:b/>
               </w:rPr>
               <w:t xml:space="preserve">Representation parity</w:t>
             </w:r>
           </w:p>
         </w:tc>
         <w:tc>
-          <w:p>
-            <w:pPr>
-              <w:pStyle w:val="Compact"/>
-              <w:jc w:val="left"/>
+          <w:tcPr/>
+          <w:p>
+            <w:pPr>
+              <w:pStyle w:val="Compact"/>
             </w:pPr>
             <w:r>
               <w:t xml:space="preserve">Methods,</w:t>
@@ -643,8 +641,8 @@
             </w:r>
             <w:r>
               <w:rPr>
+                <w:i/>
                 <w:iCs/>
-                <w:i/>
               </w:rPr>
               <w:t xml:space="preserve">Predictors and patient representations</w:t>
             </w:r>
@@ -688,8 +686,8 @@
       </w:pPr>
       <w:r>
         <w:rPr>
+          <w:b/>
           <w:bCs/>
-          <w:b/>
         </w:rPr>
         <w:t xml:space="preserve">The missingness handling may be the wrong one for a prediction problem.</w:t>
       </w:r>
@@ -750,8 +748,8 @@
       </w:pPr>
       <w:r>
         <w:rPr>
+          <w:b/>
           <w:bCs/>
-          <w:b/>
         </w:rPr>
         <w:t xml:space="preserve">The reported discrimination is an upper bound.</w:t>
       </w:r>
@@ -806,22 +804,22 @@
       </w:r>
       <w:r>
         <w:rPr>
+          <w:i/>
           <w:iCs/>
-          <w:i/>
         </w:rPr>
         <w:t xml:space="preserve">Implications for validation and clinical</w:t>
       </w:r>
       <w:r>
         <w:rPr>
+          <w:i/>
           <w:iCs/>
+        </w:rPr>
+        <w:t xml:space="preserve"> </w:t>
+      </w:r>
+      <w:r>
+        <w:rPr>
           <w:i/>
-        </w:rPr>
-        <w:t xml:space="preserve"> </w:t>
-      </w:r>
-      <w:r>
-        <w:rPr>
           <w:iCs/>
-          <w:i/>
         </w:rPr>
         <w:t xml:space="preserve">use</w:t>
       </w:r>
@@ -866,8 +864,8 @@
       </w:r>
       <w:r>
         <w:rPr>
+          <w:i/>
           <w:iCs/>
-          <w:i/>
         </w:rPr>
         <w:t xml:space="preserve">Comparison with prior work</w:t>
       </w:r>
@@ -882,8 +880,8 @@
       </w:r>
       <w:r>
         <w:rPr>
+          <w:i/>
           <w:iCs/>
-          <w:i/>
         </w:rPr>
         <w:t xml:space="preserve">Implications for validation and clinical use</w:t>
       </w:r>
@@ -906,8 +904,8 @@
       </w:pPr>
       <w:r>
         <w:rPr>
+          <w:b/>
           <w:bCs/>
-          <w:b/>
         </w:rPr>
         <w:t xml:space="preserve">Representativeness.</w:t>
       </w:r>
@@ -984,8 +982,8 @@
       </w:pPr>
       <w:r>
         <w:rPr>
+          <w:b/>
           <w:bCs/>
-          <w:b/>
         </w:rPr>
         <w:t xml:space="preserve">Outcome definition.</w:t>
       </w:r>
@@ -1068,8 +1066,8 @@
       </w:pPr>
       <w:r>
         <w:rPr>
+          <w:b/>
           <w:bCs/>
-          <w:b/>
         </w:rPr>
         <w:t xml:space="preserve">Missing data.</w:t>
       </w:r>
@@ -1134,8 +1132,8 @@
       </w:pPr>
       <w:r>
         <w:rPr>
+          <w:b/>
           <w:bCs/>
-          <w:b/>
         </w:rPr>
         <w:t xml:space="preserve">Validation.</w:t>
       </w:r>
@@ -1218,8 +1216,8 @@
       </w:pPr>
       <w:r>
         <w:rPr>
+          <w:b/>
           <w:bCs/>
-          <w:b/>
         </w:rPr>
         <w:t xml:space="preserve">Ablation scope.</w:t>
       </w:r>
@@ -1248,8 +1246,8 @@
       </w:pPr>
       <w:r>
         <w:rPr>
+          <w:b/>
           <w:bCs/>
-          <w:b/>
         </w:rPr>
         <w:t xml:space="preserve">No representational advantage.</w:t>
       </w:r>
@@ -1263,7 +1261,7 @@
         <w:t xml:space="preserve"> </w:t>
       </w:r>
       <w:r>
-        <w:t xml:space="preserve">advantage over the transparent feature vector on the primary encoder.</w:t>
+        <w:t xml:space="preserve">advantage over the transparent feature vector on Qwen3-Embedding-8B.</w:t>
       </w:r>
       <w:r>
         <w:t xml:space="preserve"> </w:t>
@@ -1332,8 +1330,8 @@
       </w:pPr>
       <w:r>
         <w:rPr>
+          <w:b/>
           <w:bCs/>
-          <w:b/>
         </w:rPr>
         <w:t xml:space="preserve">Fairness.</w:t>
       </w:r>
@@ -1414,8 +1412,8 @@
       </w:r>
       <w:r>
         <w:rPr>
+          <w:i/>
           <w:iCs/>
-          <w:i/>
         </w:rPr>
         <w:t xml:space="preserve">Subgroup performance</w:t>
       </w:r>
@@ -1489,8 +1487,8 @@
       </w:pPr>
       <w:r>
         <w:rPr>
+          <w:b/>
           <w:bCs/>
-          <w:b/>
         </w:rPr>
         <w:t xml:space="preserve">Operating point and calibration.</w:t>
       </w:r>
@@ -1543,8 +1541,8 @@
       </w:pPr>
       <w:r>
         <w:rPr>
+          <w:b/>
           <w:bCs/>
-          <w:b/>
         </w:rPr>
         <w:t xml:space="preserve">Representation parity.</w:t>
       </w:r>
@@ -1697,7 +1695,8 @@
     <w:tbl>
       <w:tblPr>
         <w:tblStyle w:val="Table"/>
-        <w:tblW w:type="pct" w:w="5000.0"/>
+        <w:tblW w:type="pct" w:w="5000"/>
+        <w:tblLayout w:type="fixed"/>
         <w:tblLook w:firstRow="1" w:lastRow="0" w:firstColumn="0" w:lastColumn="0" w:noHBand="0" w:noVBand="0" w:val="0020"/>
       </w:tblPr>
       <w:tblGrid>
@@ -1706,11 +1705,14 @@
         <w:gridCol w:w="2640"/>
       </w:tblGrid>
       <w:tr>
-        <w:tc>
-          <w:p>
-            <w:pPr>
-              <w:pStyle w:val="Compact"/>
-              <w:jc w:val="left"/>
+        <w:trPr>
+          <w:tblHeader w:val="on"/>
+        </w:trPr>
+        <w:tc>
+          <w:tcPr/>
+          <w:p>
+            <w:pPr>
+              <w:pStyle w:val="Compact"/>
             </w:pPr>
             <w:r>
               <w:t xml:space="preserve">File</w:t>
@@ -1718,10 +1720,10 @@
           </w:p>
         </w:tc>
         <w:tc>
-          <w:p>
-            <w:pPr>
-              <w:pStyle w:val="Compact"/>
-              <w:jc w:val="left"/>
+          <w:tcPr/>
+          <w:p>
+            <w:pPr>
+              <w:pStyle w:val="Compact"/>
             </w:pPr>
             <w:r>
               <w:t xml:space="preserve">Now points at</w:t>
@@ -1729,10 +1731,10 @@
           </w:p>
         </w:tc>
         <w:tc>
-          <w:p>
-            <w:pPr>
-              <w:pStyle w:val="Compact"/>
-              <w:jc w:val="left"/>
+          <w:tcPr/>
+          <w:p>
+            <w:pPr>
+              <w:pStyle w:val="Compact"/>
             </w:pPr>
             <w:r>
               <w:t xml:space="preserve">Pointed at</w:t>
@@ -1742,10 +1744,10 @@
       </w:tr>
       <w:tr>
         <w:tc>
-          <w:p>
-            <w:pPr>
-              <w:pStyle w:val="Compact"/>
-              <w:jc w:val="left"/>
+          <w:tcPr/>
+          <w:p>
+            <w:pPr>
+              <w:pStyle w:val="Compact"/>
             </w:pPr>
             <w:r>
               <w:rPr>
@@ -1761,44 +1763,44 @@
             </w:r>
             <w:r>
               <w:rPr>
+                <w:i/>
                 <w:iCs/>
+              </w:rPr>
+              <w:t xml:space="preserve">Principal findings</w:t>
+            </w:r>
+          </w:p>
+        </w:tc>
+        <w:tc>
+          <w:tcPr/>
+          <w:p>
+            <w:pPr>
+              <w:pStyle w:val="Compact"/>
+            </w:pPr>
+            <w:r>
+              <w:t xml:space="preserve">Results,</w:t>
+            </w:r>
+            <w:r>
+              <w:t xml:space="preserve"> </w:t>
+            </w:r>
+            <w:r>
+              <w:rPr>
                 <w:i/>
-              </w:rPr>
-              <w:t xml:space="preserve">Principal findings</w:t>
-            </w:r>
-          </w:p>
-        </w:tc>
-        <w:tc>
-          <w:p>
-            <w:pPr>
-              <w:pStyle w:val="Compact"/>
-              <w:jc w:val="left"/>
-            </w:pPr>
-            <w:r>
-              <w:t xml:space="preserve">Results,</w:t>
-            </w:r>
-            <w:r>
-              <w:t xml:space="preserve"> </w:t>
-            </w:r>
-            <w:r>
-              <w:rPr>
                 <w:iCs/>
+              </w:rPr>
+              <w:t xml:space="preserve">Subgroup performance</w:t>
+            </w:r>
+          </w:p>
+        </w:tc>
+        <w:tc>
+          <w:tcPr/>
+          <w:p>
+            <w:pPr>
+              <w:pStyle w:val="Compact"/>
+            </w:pPr>
+            <w:r>
+              <w:rPr>
                 <w:i/>
-              </w:rPr>
-              <w:t xml:space="preserve">Subgroup performance</w:t>
-            </w:r>
-          </w:p>
-        </w:tc>
-        <w:tc>
-          <w:p>
-            <w:pPr>
-              <w:pStyle w:val="Compact"/>
-              <w:jc w:val="left"/>
-            </w:pPr>
-            <w:r>
-              <w:rPr>
                 <w:iCs/>
-                <w:i/>
               </w:rPr>
               <w:t xml:space="preserve">Limitations</w:t>
             </w:r>
@@ -1807,10 +1809,10 @@
       </w:tr>
       <w:tr>
         <w:tc>
-          <w:p>
-            <w:pPr>
-              <w:pStyle w:val="Compact"/>
-              <w:jc w:val="left"/>
+          <w:tcPr/>
+          <w:p>
+            <w:pPr>
+              <w:pStyle w:val="Compact"/>
             </w:pPr>
             <w:r>
               <w:rPr>
@@ -1827,10 +1829,10 @@
           </w:p>
         </w:tc>
         <w:tc>
-          <w:p>
-            <w:pPr>
-              <w:pStyle w:val="Compact"/>
-              <w:jc w:val="left"/>
+          <w:tcPr/>
+          <w:p>
+            <w:pPr>
+              <w:pStyle w:val="Compact"/>
             </w:pPr>
             <w:r>
               <w:t xml:space="preserve">Methods,</w:t>
@@ -1840,29 +1842,29 @@
             </w:r>
             <w:r>
               <w:rPr>
+                <w:i/>
                 <w:iCs/>
+              </w:rPr>
+              <w:t xml:space="preserve">Missing data and sample partition</w:t>
+            </w:r>
+          </w:p>
+        </w:tc>
+        <w:tc>
+          <w:tcPr/>
+          <w:p>
+            <w:pPr>
+              <w:pStyle w:val="Compact"/>
+            </w:pPr>
+            <w:r>
+              <w:t xml:space="preserve">main text,</w:t>
+            </w:r>
+            <w:r>
+              <w:t xml:space="preserve"> </w:t>
+            </w:r>
+            <w:r>
+              <w:rPr>
                 <w:i/>
-              </w:rPr>
-              <w:t xml:space="preserve">Missing data and sample partition</w:t>
-            </w:r>
-          </w:p>
-        </w:tc>
-        <w:tc>
-          <w:p>
-            <w:pPr>
-              <w:pStyle w:val="Compact"/>
-              <w:jc w:val="left"/>
-            </w:pPr>
-            <w:r>
-              <w:t xml:space="preserve">main text,</w:t>
-            </w:r>
-            <w:r>
-              <w:t xml:space="preserve"> </w:t>
-            </w:r>
-            <w:r>
-              <w:rPr>
                 <w:iCs/>
-                <w:i/>
               </w:rPr>
               <w:t xml:space="preserve">Limitations</w:t>
             </w:r>
@@ -1871,10 +1873,10 @@
       </w:tr>
       <w:tr>
         <w:tc>
-          <w:p>
-            <w:pPr>
-              <w:pStyle w:val="Compact"/>
-              <w:jc w:val="left"/>
+          <w:tcPr/>
+          <w:p>
+            <w:pPr>
+              <w:pStyle w:val="Compact"/>
             </w:pPr>
             <w:r>
               <w:rPr>
@@ -1891,10 +1893,10 @@
           </w:p>
         </w:tc>
         <w:tc>
-          <w:p>
-            <w:pPr>
-              <w:pStyle w:val="Compact"/>
-              <w:jc w:val="left"/>
+          <w:tcPr/>
+          <w:p>
+            <w:pPr>
+              <w:pStyle w:val="Compact"/>
             </w:pPr>
             <w:r>
               <w:t xml:space="preserve">Discussion,</w:t>
@@ -1904,23 +1906,23 @@
             </w:r>
             <w:r>
               <w:rPr>
+                <w:i/>
                 <w:iCs/>
+              </w:rPr>
+              <w:t xml:space="preserve">Implications for validation and clinical use</w:t>
+            </w:r>
+          </w:p>
+        </w:tc>
+        <w:tc>
+          <w:tcPr/>
+          <w:p>
+            <w:pPr>
+              <w:pStyle w:val="Compact"/>
+            </w:pPr>
+            <w:r>
+              <w:rPr>
                 <w:i/>
-              </w:rPr>
-              <w:t xml:space="preserve">Implications for validation and clinical use</w:t>
-            </w:r>
-          </w:p>
-        </w:tc>
-        <w:tc>
-          <w:p>
-            <w:pPr>
-              <w:pStyle w:val="Compact"/>
-              <w:jc w:val="left"/>
-            </w:pPr>
-            <w:r>
-              <w:rPr>
                 <w:iCs/>
-                <w:i/>
               </w:rPr>
               <w:t xml:space="preserve">Limitations</w:t>
             </w:r>
@@ -1929,10 +1931,10 @@
       </w:tr>
       <w:tr>
         <w:tc>
-          <w:p>
-            <w:pPr>
-              <w:pStyle w:val="Compact"/>
-              <w:jc w:val="left"/>
+          <w:tcPr/>
+          <w:p>
+            <w:pPr>
+              <w:pStyle w:val="Compact"/>
             </w:pPr>
             <w:r>
               <w:rPr>
@@ -1949,10 +1951,10 @@
           </w:p>
         </w:tc>
         <w:tc>
-          <w:p>
-            <w:pPr>
-              <w:pStyle w:val="Compact"/>
-              <w:jc w:val="left"/>
+          <w:tcPr/>
+          <w:p>
+            <w:pPr>
+              <w:pStyle w:val="Compact"/>
             </w:pPr>
             <w:r>
               <w:t xml:space="preserve">Methods,</w:t>
@@ -1962,26 +1964,26 @@
             </w:r>
             <w:r>
               <w:rPr>
+                <w:i/>
                 <w:iCs/>
+              </w:rPr>
+              <w:t xml:space="preserve">Predictors and patient representations</w:t>
+            </w:r>
+            <w:r>
+              <w:t xml:space="preserve">; Supplement S11</w:t>
+            </w:r>
+          </w:p>
+        </w:tc>
+        <w:tc>
+          <w:tcPr/>
+          <w:p>
+            <w:pPr>
+              <w:pStyle w:val="Compact"/>
+            </w:pPr>
+            <w:r>
+              <w:rPr>
                 <w:i/>
-              </w:rPr>
-              <w:t xml:space="preserve">Predictors and patient representations</w:t>
-            </w:r>
-            <w:r>
-              <w:t xml:space="preserve">; Supplement S11</w:t>
-            </w:r>
-          </w:p>
-        </w:tc>
-        <w:tc>
-          <w:p>
-            <w:pPr>
-              <w:pStyle w:val="Compact"/>
-              <w:jc w:val="left"/>
-            </w:pPr>
-            <w:r>
-              <w:rPr>
                 <w:iCs/>
-                <w:i/>
               </w:rPr>
               <w:t xml:space="preserve">Limitations</w:t>
             </w:r>
@@ -1993,8 +1995,8 @@
             </w:r>
             <w:r>
               <w:rPr>
+                <w:b/>
                 <w:bCs/>
-                <w:b/>
               </w:rPr>
               <w:t xml:space="preserve">Representation parity</w:t>
             </w:r>
@@ -2003,10 +2005,10 @@
       </w:tr>
       <w:tr>
         <w:tc>
-          <w:p>
-            <w:pPr>
-              <w:pStyle w:val="Compact"/>
-              <w:jc w:val="left"/>
+          <w:tcPr/>
+          <w:p>
+            <w:pPr>
+              <w:pStyle w:val="Compact"/>
             </w:pPr>
             <w:r>
               <w:rPr>
@@ -2023,10 +2025,10 @@
           </w:p>
         </w:tc>
         <w:tc>
-          <w:p>
-            <w:pPr>
-              <w:pStyle w:val="Compact"/>
-              <w:jc w:val="left"/>
+          <w:tcPr/>
+          <w:p>
+            <w:pPr>
+              <w:pStyle w:val="Compact"/>
             </w:pPr>
             <w:r>
               <w:t xml:space="preserve">Discussion,</w:t>
@@ -2036,23 +2038,23 @@
             </w:r>
             <w:r>
               <w:rPr>
+                <w:i/>
                 <w:iCs/>
+              </w:rPr>
+              <w:t xml:space="preserve">Principal findings</w:t>
+            </w:r>
+          </w:p>
+        </w:tc>
+        <w:tc>
+          <w:tcPr/>
+          <w:p>
+            <w:pPr>
+              <w:pStyle w:val="Compact"/>
+            </w:pPr>
+            <w:r>
+              <w:rPr>
                 <w:i/>
-              </w:rPr>
-              <w:t xml:space="preserve">Principal findings</w:t>
-            </w:r>
-          </w:p>
-        </w:tc>
-        <w:tc>
-          <w:p>
-            <w:pPr>
-              <w:pStyle w:val="Compact"/>
-              <w:jc w:val="left"/>
-            </w:pPr>
-            <w:r>
-              <w:rPr>
                 <w:iCs/>
-                <w:i/>
               </w:rPr>
               <w:t xml:space="preserve">Limitations</w:t>
             </w:r>
@@ -2064,8 +2066,8 @@
             </w:r>
             <w:r>
               <w:rPr>
+                <w:b/>
                 <w:bCs/>
-                <w:b/>
               </w:rPr>
               <w:t xml:space="preserve">Fairness</w:t>
             </w:r>
@@ -2074,10 +2076,10 @@
       </w:tr>
       <w:tr>
         <w:tc>
-          <w:p>
-            <w:pPr>
-              <w:pStyle w:val="Compact"/>
-              <w:jc w:val="left"/>
+          <w:tcPr/>
+          <w:p>
+            <w:pPr>
+              <w:pStyle w:val="Compact"/>
             </w:pPr>
             <w:r>
               <w:rPr>
@@ -2094,10 +2096,10 @@
           </w:p>
         </w:tc>
         <w:tc>
-          <w:p>
-            <w:pPr>
-              <w:pStyle w:val="Compact"/>
-              <w:jc w:val="left"/>
+          <w:tcPr/>
+          <w:p>
+            <w:pPr>
+              <w:pStyle w:val="Compact"/>
             </w:pPr>
             <w:r>
               <w:t xml:space="preserve">Methods,</w:t>
@@ -2107,23 +2109,23 @@
             </w:r>
             <w:r>
               <w:rPr>
+                <w:i/>
                 <w:iCs/>
+              </w:rPr>
+              <w:t xml:space="preserve">Predictors and patient representations</w:t>
+            </w:r>
+          </w:p>
+        </w:tc>
+        <w:tc>
+          <w:tcPr/>
+          <w:p>
+            <w:pPr>
+              <w:pStyle w:val="Compact"/>
+            </w:pPr>
+            <w:r>
+              <w:rPr>
                 <w:i/>
-              </w:rPr>
-              <w:t xml:space="preserve">Predictors and patient representations</w:t>
-            </w:r>
-          </w:p>
-        </w:tc>
-        <w:tc>
-          <w:p>
-            <w:pPr>
-              <w:pStyle w:val="Compact"/>
-              <w:jc w:val="left"/>
-            </w:pPr>
-            <w:r>
-              <w:rPr>
                 <w:iCs/>
-                <w:i/>
               </w:rPr>
               <w:t xml:space="preserve">Limitations</w:t>
             </w:r>
@@ -2135,8 +2137,8 @@
             </w:r>
             <w:r>
               <w:rPr>
+                <w:b/>
                 <w:bCs/>
-                <w:b/>
               </w:rPr>
               <w:t xml:space="preserve">Representation parity</w:t>
             </w:r>
@@ -2145,10 +2147,10 @@
       </w:tr>
       <w:tr>
         <w:tc>
-          <w:p>
-            <w:pPr>
-              <w:pStyle w:val="Compact"/>
-              <w:jc w:val="left"/>
+          <w:tcPr/>
+          <w:p>
+            <w:pPr>
+              <w:pStyle w:val="Compact"/>
             </w:pPr>
             <w:r>
               <w:rPr>
@@ -2165,10 +2167,10 @@
           </w:p>
         </w:tc>
         <w:tc>
-          <w:p>
-            <w:pPr>
-              <w:pStyle w:val="Compact"/>
-              <w:jc w:val="left"/>
+          <w:tcPr/>
+          <w:p>
+            <w:pPr>
+              <w:pStyle w:val="Compact"/>
             </w:pPr>
             <w:r>
               <w:t xml:space="preserve">the sections named in each row</w:t>
@@ -2176,15 +2178,15 @@
           </w:p>
         </w:tc>
         <w:tc>
-          <w:p>
-            <w:pPr>
-              <w:pStyle w:val="Compact"/>
-              <w:jc w:val="left"/>
-            </w:pPr>
-            <w:r>
-              <w:rPr>
+          <w:tcPr/>
+          <w:p>
+            <w:pPr>
+              <w:pStyle w:val="Compact"/>
+            </w:pPr>
+            <w:r>
+              <w:rPr>
+                <w:i/>
                 <w:iCs/>
-                <w:i/>
               </w:rPr>
               <w:t xml:space="preserve">Limitations</w:t>
             </w:r>
@@ -2199,10 +2201,10 @@
       </w:tr>
       <w:tr>
         <w:tc>
-          <w:p>
-            <w:pPr>
-              <w:pStyle w:val="Compact"/>
-              <w:jc w:val="left"/>
+          <w:tcPr/>
+          <w:p>
+            <w:pPr>
+              <w:pStyle w:val="Compact"/>
             </w:pPr>
             <w:r>
               <w:rPr>
@@ -2213,10 +2215,10 @@
           </w:p>
         </w:tc>
         <w:tc>
-          <w:p>
-            <w:pPr>
-              <w:pStyle w:val="Compact"/>
-              <w:jc w:val="left"/>
+          <w:tcPr/>
+          <w:p>
+            <w:pPr>
+              <w:pStyle w:val="Compact"/>
             </w:pPr>
             <w:r>
               <w:t xml:space="preserve">Methods,</w:t>
@@ -2226,18 +2228,18 @@
             </w:r>
             <w:r>
               <w:rPr>
+                <w:i/>
                 <w:iCs/>
-                <w:i/>
               </w:rPr>
               <w:t xml:space="preserve">Predictors and patient representations</w:t>
             </w:r>
           </w:p>
         </w:tc>
         <w:tc>
-          <w:p>
-            <w:pPr>
-              <w:pStyle w:val="Compact"/>
-              <w:jc w:val="left"/>
+          <w:tcPr/>
+          <w:p>
+            <w:pPr>
+              <w:pStyle w:val="Compact"/>
             </w:pPr>
             <w:r>
               <w:t xml:space="preserve">Limitations,</w:t>
@@ -2247,8 +2249,8 @@
             </w:r>
             <w:r>
               <w:rPr>
+                <w:b/>
                 <w:bCs/>
-                <w:b/>
               </w:rPr>
               <w:t xml:space="preserve">Representation parity</w:t>
             </w:r>
@@ -2469,14 +2471,14 @@
     </w:lvl>
   </w:abstractNum>
   <w:abstractNum w:abstractNumId="990">
-    <w:nsid w:val="2c1ae401"/>
+    <w:nsid w:val="0000A990"/>
     <w:multiLevelType w:val="multilevel"/>
     <w:lvl w:ilvl="0">
       <w:numFmt w:val="bullet"/>
       <w:lvlText w:val=" "/>
       <w:lvlJc w:val="left"/>
       <w:pPr>
-        <w:ind w:left="720" w:hanging="480"/>
+        <w:ind w:left="720" w:hanging="360"/>
       </w:pPr>
     </w:lvl>
     <w:lvl w:ilvl="1">
@@ -2484,7 +2486,7 @@
       <w:lvlText w:val=" "/>
       <w:lvlJc w:val="left"/>
       <w:pPr>
-        <w:ind w:left="1440" w:hanging="480"/>
+        <w:ind w:left="1440" w:hanging="360"/>
       </w:pPr>
     </w:lvl>
     <w:lvl w:ilvl="2">
@@ -2492,7 +2494,7 @@
       <w:lvlText w:val=" "/>
       <w:lvlJc w:val="left"/>
       <w:pPr>
-        <w:ind w:left="2160" w:hanging="480"/>
+        <w:ind w:left="2160" w:hanging="360"/>
       </w:pPr>
     </w:lvl>
     <w:lvl w:ilvl="3">
@@ -2500,7 +2502,7 @@
       <w:lvlText w:val=" "/>
       <w:lvlJc w:val="left"/>
       <w:pPr>
-        <w:ind w:left="2880" w:hanging="480"/>
+        <w:ind w:left="2880" w:hanging="360"/>
       </w:pPr>
     </w:lvl>
     <w:lvl w:ilvl="4">
@@ -2508,7 +2510,7 @@
       <w:lvlText w:val=" "/>
       <w:lvlJc w:val="left"/>
       <w:pPr>
-        <w:ind w:left="3600" w:hanging="480"/>
+        <w:ind w:left="3600" w:hanging="360"/>
       </w:pPr>
     </w:lvl>
     <w:lvl w:ilvl="5">
@@ -2516,7 +2518,7 @@
       <w:lvlText w:val=" "/>
       <w:lvlJc w:val="left"/>
       <w:pPr>
-        <w:ind w:left="4320" w:hanging="480"/>
+        <w:ind w:left="4320" w:hanging="360"/>
       </w:pPr>
     </w:lvl>
     <w:lvl w:ilvl="6">
@@ -2524,7 +2526,7 @@
       <w:lvlText w:val=" "/>
       <w:lvlJc w:val="left"/>
       <w:pPr>
-        <w:ind w:left="5040" w:hanging="480"/>
+        <w:ind w:left="5040" w:hanging="360"/>
       </w:pPr>
     </w:lvl>
     <w:lvl w:ilvl="7">
@@ -2532,7 +2534,7 @@
       <w:lvlText w:val=" "/>
       <w:lvlJc w:val="left"/>
       <w:pPr>
-        <w:ind w:left="5760" w:hanging="480"/>
+        <w:ind w:left="5760" w:hanging="360"/>
       </w:pPr>
     </w:lvl>
     <w:lvl w:ilvl="8">
@@ -2540,7 +2542,7 @@
       <w:lvlText w:val=" "/>
       <w:lvlJc w:val="left"/>
       <w:pPr>
-        <w:ind w:left="6480" w:hanging="480"/>
+        <w:ind w:left="6480" w:hanging="360"/>
       </w:pPr>
     </w:lvl>
   </w:abstractNum>
@@ -3291,8 +3293,8 @@
     <w:name w:val="KeywordTok"/>
     <w:basedOn w:val="VerbatimChar"/>
     <w:rPr>
+      <w:b/>
       <w:color w:val="007020"/>
-      <w:b/>
     </w:rPr>
   </w:style>
   <w:style w:type="character" w:customStyle="1" w:styleId="DataTypeTok">
@@ -3368,40 +3370,43 @@
   <w:style w:type="character" w:customStyle="1" w:styleId="ImportTok">
     <w:name w:val="ImportTok"/>
     <w:basedOn w:val="VerbatimChar"/>
-    <w:rPr/>
+    <w:rPr>
+      <w:b/>
+      <w:color w:val="008000"/>
+    </w:rPr>
   </w:style>
   <w:style w:type="character" w:customStyle="1" w:styleId="CommentTok">
     <w:name w:val="CommentTok"/>
     <w:basedOn w:val="VerbatimChar"/>
     <w:rPr>
+      <w:i/>
       <w:color w:val="60a0b0"/>
-      <w:i/>
     </w:rPr>
   </w:style>
   <w:style w:type="character" w:customStyle="1" w:styleId="DocumentationTok">
     <w:name w:val="DocumentationTok"/>
     <w:basedOn w:val="VerbatimChar"/>
     <w:rPr>
+      <w:i/>
       <w:color w:val="ba2121"/>
-      <w:i/>
     </w:rPr>
   </w:style>
   <w:style w:type="character" w:customStyle="1" w:styleId="AnnotationTok">
     <w:name w:val="AnnotationTok"/>
     <w:basedOn w:val="VerbatimChar"/>
     <w:rPr>
-      <w:color w:val="60a0b0"/>
       <w:b/>
       <w:i/>
+      <w:color w:val="60a0b0"/>
     </w:rPr>
   </w:style>
   <w:style w:type="character" w:customStyle="1" w:styleId="CommentVarTok">
     <w:name w:val="CommentVarTok"/>
     <w:basedOn w:val="VerbatimChar"/>
     <w:rPr>
-      <w:color w:val="60a0b0"/>
       <w:b/>
       <w:i/>
+      <w:color w:val="60a0b0"/>
     </w:rPr>
   </w:style>
   <w:style w:type="character" w:customStyle="1" w:styleId="OtherTok">
@@ -3429,8 +3434,8 @@
     <w:name w:val="ControlFlowTok"/>
     <w:basedOn w:val="VerbatimChar"/>
     <w:rPr>
+      <w:b/>
       <w:color w:val="007020"/>
-      <w:b/>
     </w:rPr>
   </w:style>
   <w:style w:type="character" w:customStyle="1" w:styleId="OperatorTok">
@@ -3443,7 +3448,9 @@
   <w:style w:type="character" w:customStyle="1" w:styleId="BuiltInTok">
     <w:name w:val="BuiltInTok"/>
     <w:basedOn w:val="VerbatimChar"/>
-    <w:rPr/>
+    <w:rPr>
+      <w:color w:val="008000"/>
+    </w:rPr>
   </w:style>
   <w:style w:type="character" w:customStyle="1" w:styleId="ExtensionTok">
     <w:name w:val="ExtensionTok"/>
@@ -3473,34 +3480,34 @@
     <w:name w:val="InformationTok"/>
     <w:basedOn w:val="VerbatimChar"/>
     <w:rPr>
-      <w:color w:val="60a0b0"/>
       <w:b/>
       <w:i/>
+      <w:color w:val="60a0b0"/>
     </w:rPr>
   </w:style>
   <w:style w:type="character" w:customStyle="1" w:styleId="WarningTok">
     <w:name w:val="WarningTok"/>
     <w:basedOn w:val="VerbatimChar"/>
     <w:rPr>
-      <w:color w:val="60a0b0"/>
       <w:b/>
       <w:i/>
+      <w:color w:val="60a0b0"/>
     </w:rPr>
   </w:style>
   <w:style w:type="character" w:customStyle="1" w:styleId="AlertTok">
     <w:name w:val="AlertTok"/>
     <w:basedOn w:val="VerbatimChar"/>
     <w:rPr>
+      <w:b/>
       <w:color w:val="ff0000"/>
-      <w:b/>
     </w:rPr>
   </w:style>
   <w:style w:type="character" w:customStyle="1" w:styleId="ErrorTok">
     <w:name w:val="ErrorTok"/>
     <w:basedOn w:val="VerbatimChar"/>
     <w:rPr>
+      <w:b/>
       <w:color w:val="ff0000"/>
-      <w:b/>
     </w:rPr>
   </w:style>
   <w:style w:type="character" w:customStyle="1" w:styleId="NormalTok">
